--- a/2027赛季雷达兵种项目验收.docx
+++ b/2027赛季雷达兵种项目验收.docx
@@ -115,7 +115,7 @@
               <w:rPr>
                 <w:rFonts w:hint="eastAsia"/>
               </w:rPr>
-              <w:t>规则差异、受击信息解析与接收链路</w:t>
+              <w:t>新赛季地图适配</w:t>
             </w:r>
           </w:p>
         </w:tc>
@@ -132,7 +132,7 @@
               <w:rPr>
                 <w:rFonts w:hint="eastAsia"/>
               </w:rPr>
-              <w:t>26.12.31</w:t>
+              <w:t>27.1.31</w:t>
             </w:r>
           </w:p>
         </w:tc>
@@ -151,50 +151,7 @@
               <w:rPr>
                 <w:rFonts w:hint="eastAsia"/>
               </w:rPr>
-              <w:t>正确解析落库弹丸击中位置（</w:t>
-            </w:r>
-            <w:r>
-              <w:rPr>
-                <w:rFonts w:hint="eastAsia"/>
-              </w:rPr>
-              <w:t>x</w:t>
-            </w:r>
-            <w:r>
-              <w:rPr>
-                <w:rFonts w:hint="eastAsia"/>
-              </w:rPr>
-              <w:t>，</w:t>
-            </w:r>
-            <w:r>
-              <w:rPr>
-                <w:rFonts w:hint="eastAsia"/>
-              </w:rPr>
-              <w:t>y</w:t>
-            </w:r>
-            <w:r>
-              <w:rPr>
-                <w:rFonts w:hint="eastAsia"/>
-              </w:rPr>
-              <w:t>，区域类别）；接收链路搭建完成，可解调</w:t>
-            </w:r>
-            <w:r>
-              <w:rPr>
-                <w:rFonts w:hint="eastAsia"/>
-              </w:rPr>
-              <w:t>6</w:t>
-            </w:r>
-            <w:r>
-              <w:rPr>
-                <w:rFonts w:hint="eastAsia"/>
-              </w:rPr>
-              <w:t>位</w:t>
-            </w:r>
-            <w:r>
-              <w:rPr>
-                <w:rFonts w:hint="eastAsia"/>
-              </w:rPr>
-              <w:lastRenderedPageBreak/>
-              <w:t>密钥</w:t>
+              <w:t>地图、掩码、标定矩阵、盲区点位全部换为2027场地</w:t>
             </w:r>
           </w:p>
         </w:tc>
@@ -219,8 +176,7 @@
               <w:rPr>
                 <w:rFonts w:hint="eastAsia"/>
               </w:rPr>
-              <w:lastRenderedPageBreak/>
-              <w:t>新赛季地图适配</w:t>
+              <w:t>加固区面积A与加固指令</w:t>
             </w:r>
           </w:p>
         </w:tc>
@@ -237,7 +193,7 @@
               <w:rPr>
                 <w:rFonts w:hint="eastAsia"/>
               </w:rPr>
-              <w:t>27.1.31</w:t>
+              <w:t>27.2.28</w:t>
             </w:r>
           </w:p>
         </w:tc>
@@ -251,13 +207,7 @@
               <w:cnfStyle w:val="000000000000" w:firstRow="0" w:lastRow="0" w:firstColumn="0" w:lastColumn="0" w:oddVBand="0" w:evenVBand="0" w:oddHBand="0" w:evenHBand="0" w:firstRowFirstColumn="0" w:firstRowLastColumn="0" w:lastRowFirstColumn="0" w:lastRowLastColumn="0"/>
             </w:pPr>
             <w:r>
-              <w:t>地图、掩码、标定矩阵、盲区点位全部换为</w:t>
-            </w:r>
-            <w:r>
-              <w:t>2027</w:t>
-            </w:r>
-            <w:r>
-              <w:t>场地</w:t>
+              <w:t>正确计算η、σ、ρ、A，加固指令可被裁判系统接受</w:t>
             </w:r>
           </w:p>
         </w:tc>
@@ -282,19 +232,7 @@
               <w:rPr>
                 <w:rFonts w:hint="eastAsia"/>
               </w:rPr>
-              <w:t>加固区面积</w:t>
-            </w:r>
-            <w:r>
-              <w:rPr>
-                <w:rFonts w:hint="eastAsia"/>
-              </w:rPr>
-              <w:t>A</w:t>
-            </w:r>
-            <w:r>
-              <w:rPr>
-                <w:rFonts w:hint="eastAsia"/>
-              </w:rPr>
-              <w:t>与加固指令</w:t>
+              <w:t>规则差异、受击信息解析与接收链路</w:t>
             </w:r>
           </w:p>
         </w:tc>
@@ -311,7 +249,7 @@
               <w:rPr>
                 <w:rFonts w:hint="eastAsia"/>
               </w:rPr>
-              <w:t>27.2.28</w:t>
+              <w:t>26.12.31</w:t>
             </w:r>
           </w:p>
         </w:tc>
@@ -325,31 +263,7 @@
               <w:cnfStyle w:val="000000000000" w:firstRow="0" w:lastRow="0" w:firstColumn="0" w:lastColumn="0" w:oddVBand="0" w:evenVBand="0" w:oddHBand="0" w:evenHBand="0" w:firstRowFirstColumn="0" w:firstRowLastColumn="0" w:lastRowFirstColumn="0" w:lastRowLastColumn="0"/>
             </w:pPr>
             <w:r>
-              <w:t>正确计算</w:t>
-            </w:r>
-            <w:r>
-              <w:t>η</w:t>
-            </w:r>
-            <w:r>
-              <w:t>、</w:t>
-            </w:r>
-            <w:r>
-              <w:t>σ</w:t>
-            </w:r>
-            <w:r>
-              <w:t>、</w:t>
-            </w:r>
-            <w:r>
-              <w:t>ρ</w:t>
-            </w:r>
-            <w:r>
-              <w:t>、</w:t>
-            </w:r>
-            <w:r>
-              <w:t>A</w:t>
-            </w:r>
-            <w:r>
-              <w:t>，加固指令可被裁判系统接受</w:t>
+              <w:t>正确解析落库弹丸击中位置（x，y，区域类别）；接收链路搭建完成，可解调6位密钥</w:t>
             </w:r>
           </w:p>
         </w:tc>
@@ -461,13 +375,7 @@
               <w:cnfStyle w:val="000000000000" w:firstRow="0" w:lastRow="0" w:firstColumn="0" w:lastColumn="0" w:oddVBand="0" w:evenVBand="0" w:oddHBand="0" w:evenHBand="0" w:firstRowFirstColumn="0" w:firstRowLastColumn="0" w:lastRowFirstColumn="0" w:lastRowLastColumn="0"/>
             </w:pPr>
             <w:r>
-              <w:t>采购</w:t>
-            </w:r>
-            <w:r>
-              <w:t>AD9361</w:t>
-            </w:r>
-            <w:r>
-              <w:t>板卡并完成参数标定</w:t>
+              <w:t>采购AD9361板卡并完成参数标定</w:t>
             </w:r>
           </w:p>
         </w:tc>

--- a/2027赛季雷达兵种项目验收.docx
+++ b/2027赛季雷达兵种项目验收.docx
@@ -151,7 +151,19 @@
               <w:rPr>
                 <w:rFonts w:hint="eastAsia"/>
               </w:rPr>
-              <w:t>地图、掩码、标定矩阵、盲区点位全部换为2027场地</w:t>
+              <w:t>地图、掩码、标定矩阵、盲区点位全部换为</w:t>
+            </w:r>
+            <w:r>
+              <w:rPr>
+                <w:rFonts w:hint="eastAsia"/>
+              </w:rPr>
+              <w:t>2027</w:t>
+            </w:r>
+            <w:r>
+              <w:rPr>
+                <w:rFonts w:hint="eastAsia"/>
+              </w:rPr>
+              <w:t>场地</w:t>
             </w:r>
           </w:p>
         </w:tc>
@@ -176,7 +188,19 @@
               <w:rPr>
                 <w:rFonts w:hint="eastAsia"/>
               </w:rPr>
-              <w:t>加固区面积A与加固指令</w:t>
+              <w:t>加固区面积</w:t>
+            </w:r>
+            <w:r>
+              <w:rPr>
+                <w:rFonts w:hint="eastAsia"/>
+              </w:rPr>
+              <w:t>A</w:t>
+            </w:r>
+            <w:r>
+              <w:rPr>
+                <w:rFonts w:hint="eastAsia"/>
+              </w:rPr>
+              <w:t>与加固指令</w:t>
             </w:r>
           </w:p>
         </w:tc>
@@ -207,7 +231,40 @@
               <w:cnfStyle w:val="000000000000" w:firstRow="0" w:lastRow="0" w:firstColumn="0" w:lastColumn="0" w:oddVBand="0" w:evenVBand="0" w:oddHBand="0" w:evenHBand="0" w:firstRowFirstColumn="0" w:firstRowLastColumn="0" w:lastRowFirstColumn="0" w:lastRowLastColumn="0"/>
             </w:pPr>
             <w:r>
-              <w:t>正确计算η、σ、ρ、A，加固指令可被裁判系统接受</w:t>
+              <w:t>正确计算</w:t>
+            </w:r>
+            <w:r>
+              <w:t>η</w:t>
+            </w:r>
+            <w:r>
+              <w:t>、</w:t>
+            </w:r>
+            <w:r>
+              <w:t>σ</w:t>
+            </w:r>
+            <w:r>
+              <w:t>、</w:t>
+            </w:r>
+            <w:r>
+              <w:t>ρ</w:t>
+            </w:r>
+            <w:r>
+              <w:t>、</w:t>
+            </w:r>
+            <w:r>
+              <w:t>A</w:t>
+            </w:r>
+            <w:r>
+              <w:rPr>
+                <w:rFonts w:ascii="Cambria" w:hAnsi="Cambria" w:cs="Cambria" w:hint="eastAsia"/>
+              </w:rPr>
+              <w:t>,</w:t>
+            </w:r>
+            <w:r>
+              <w:rPr>
+                <w:rFonts w:ascii="宋体" w:eastAsia="宋体" w:hAnsi="宋体" w:cs="宋体" w:hint="eastAsia"/>
+              </w:rPr>
+              <w:t>对不同数据给出加固策略</w:t>
             </w:r>
           </w:p>
         </w:tc>
@@ -263,7 +320,25 @@
               <w:cnfStyle w:val="000000000000" w:firstRow="0" w:lastRow="0" w:firstColumn="0" w:lastColumn="0" w:oddVBand="0" w:evenVBand="0" w:oddHBand="0" w:evenHBand="0" w:firstRowFirstColumn="0" w:firstRowLastColumn="0" w:lastRowFirstColumn="0" w:lastRowLastColumn="0"/>
             </w:pPr>
             <w:r>
-              <w:t>正确解析落库弹丸击中位置（x，y，区域类别）；接收链路搭建完成，可解调6位密钥</w:t>
+              <w:t>正确解析落库弹丸击中位置（</w:t>
+            </w:r>
+            <w:r>
+              <w:t>x</w:t>
+            </w:r>
+            <w:r>
+              <w:t>，</w:t>
+            </w:r>
+            <w:r>
+              <w:t>y</w:t>
+            </w:r>
+            <w:r>
+              <w:t>，区域类别）；接收链路搭建完成，可解调</w:t>
+            </w:r>
+            <w:r>
+              <w:t>6</w:t>
+            </w:r>
+            <w:r>
+              <w:t>位密钥</w:t>
             </w:r>
           </w:p>
         </w:tc>
@@ -375,12 +450,19 @@
               <w:cnfStyle w:val="000000000000" w:firstRow="0" w:lastRow="0" w:firstColumn="0" w:lastColumn="0" w:oddVBand="0" w:evenVBand="0" w:oddHBand="0" w:evenHBand="0" w:firstRowFirstColumn="0" w:firstRowLastColumn="0" w:lastRowFirstColumn="0" w:lastRowLastColumn="0"/>
             </w:pPr>
             <w:r>
-              <w:t>采购AD9361板卡并完成参数标定</w:t>
+              <w:t>采购</w:t>
+            </w:r>
+            <w:r>
+              <w:t>AD9361</w:t>
+            </w:r>
+            <w:r>
+              <w:t>板卡并完成参数标定</w:t>
             </w:r>
           </w:p>
         </w:tc>
       </w:tr>
     </w:tbl>
+    <w:p/>
     <w:sectPr>
       <w:pgSz w:w="11906" w:h="16838"/>
       <w:pgMar w:top="1440" w:right="1800" w:bottom="1440" w:left="1800" w:header="851" w:footer="992" w:gutter="0"/>
